--- a/data/project_documents/project_summary_004.docx
+++ b/data/project_documents/project_summary_004.docx
@@ -300,7 +300,7 @@
         <w:pStyle w:val="ListBullet"/>
       </w:pPr>
       <w:r>
-        <w:t>MAPE не выше 18%</w:t>
+        <w:t>Средняя абсолютная процентная ошибка не выше 18%</w:t>
       </w:r>
     </w:p>
     <w:p>
@@ -308,7 +308,7 @@
         <w:pStyle w:val="ListBullet"/>
       </w:pPr>
       <w:r>
-        <w:t>Service level не ниже 97%</w:t>
+        <w:t>Уровень сервиса не ниже 97%</w:t>
       </w:r>
     </w:p>
     <w:p>
